--- a/docs/Deploiement_technique_Ubuntu_Log_Integrite_modele_sans_donnees_reelles.docx
+++ b/docs/Deploiement_technique_Ubuntu_Log_Integrite_modele_sans_donnees_reelles.docx
@@ -43,7 +43,7 @@
         <w:rPr>
           <w:lang w:val="fr-FR"/>
         </w:rPr>
-        <w:t xml:space="preserve">Version 1.2 — 7 octobre 2026 (modèle sans données réelles)</w:t>
+        <w:t xml:space="preserve">Version 1.3 — 8 octobre 2026 (modèle sans données réelles)</w:t>
       </w:r>
     </w:p>
     <w:p>
@@ -7642,60 +7642,68 @@
         <w:rPr>
           <w:lang w:val="fr-FR"/>
         </w:rPr>
-        <w:t xml:space="preserve">Réglage 1 : retirer « mot de passe oublié »</w:t>
-      </w:r>
-    </w:p>
-    <w:p>
-      <w:pPr>
-        <w:pStyle w:val="FirstParagraph"/>
-      </w:pPr>
-      <w:r>
-        <w:rPr>
-          <w:lang w:val="fr-FR"/>
-        </w:rPr>
-        <w:t xml:space="preserve">Tant qu’aucun serveur de messagerie n’est configuré dans Keycloak, le lien ne mènerait à rien.</w:t>
-      </w:r>
-    </w:p>
-    <w:p>
-      <w:pPr>
-        <w:pStyle w:val="SourceCode"/>
-      </w:pPr>
-      <w:r>
-        <w:rPr>
-          <w:rStyle w:val="VerbatimChar"/>
-          <w:lang w:val="fr-FR"/>
-        </w:rPr>
-        <w:t xml:space="preserve">docker compose -f docker-compose.prod.yml --env-file .env.prod exec -T keycloak sh -c '</w:t>
-      </w:r>
-      <w:r>
-        <w:br/>
-      </w:r>
-      <w:r>
-        <w:rPr>
-          <w:rStyle w:val="VerbatimChar"/>
-          <w:lang w:val="fr-FR"/>
-        </w:rPr>
-        <w:t xml:space="preserve">/opt/keycloak/bin/kcadm.sh config credentials --server http://localhost:8080/auth --realm master \</w:t>
-      </w:r>
-      <w:r>
-        <w:br/>
-      </w:r>
-      <w:r>
-        <w:rPr>
-          <w:rStyle w:val="VerbatimChar"/>
-          <w:lang w:val="fr-FR"/>
-        </w:rPr>
-        <w:t xml:space="preserve">  --user "$KC_BOOTSTRAP_ADMIN_USERNAME" --password "$KC_BOOTSTRAP_ADMIN_PASSWORD" &gt;/dev/null &amp;&amp;</w:t>
-      </w:r>
-      <w:r>
-        <w:br/>
-      </w:r>
-      <w:r>
-        <w:rPr>
-          <w:rStyle w:val="VerbatimChar"/>
-          <w:lang w:val="fr-FR"/>
-        </w:rPr>
-        <w:t xml:space="preserve">/opt/keycloak/bin/kcadm.sh update realms/logintegrite -s resetPasswordAllowed=false &amp;&amp; echo OK'</w:t>
+        <w:t xml:space="preserve">Réglage 1 : messagerie et « mot de passe oublié »</w:t>
+      </w:r>
+    </w:p>
+    <w:p>
+      <w:pPr>
+        <w:pStyle w:val="BodyText"/>
+      </w:pPr>
+      <w:r>
+        <w:rPr>
+          <w:lang w:val="fr-FR"/>
+        </w:rPr>
+        <w:t xml:space="preserve">Le lien « Mot de passe oublié ? » de l’écran de connexion permet à un utilisateur de choisir un nouveau mot de passe grâce à un courriel. Il s’appuie sur la boîte dédiée </w:t>
+      </w:r>
+      <w:r>
+        <w:rPr>
+          <w:rStyle w:val="VerbatimChar"/>
+          <w:lang w:val="fr-FR"/>
+        </w:rPr>
+        <w:t xml:space="preserve">logintegrite@asce-lc.bf</w:t>
+      </w:r>
+      <w:r>
+        <w:rPr>
+          <w:lang w:val="fr-FR"/>
+        </w:rPr>
+        <w:t xml:space="preserve"> et sur le serveur de messagerie de l’ASCE-LC (</w:t>
+      </w:r>
+      <w:r>
+        <w:rPr>
+          <w:rStyle w:val="VerbatimChar"/>
+          <w:lang w:val="fr-FR"/>
+        </w:rPr>
+        <w:t xml:space="preserve">mailer.gov.bf</w:t>
+      </w:r>
+      <w:r>
+        <w:rPr>
+          <w:lang w:val="fr-FR"/>
+        </w:rPr>
+        <w:t xml:space="preserve">, port 587, STARTTLS, authentification).</w:t>
+      </w:r>
+    </w:p>
+    <w:p>
+      <w:pPr>
+        <w:pStyle w:val="BodyText"/>
+      </w:pPr>
+      <w:r>
+        <w:rPr>
+          <w:lang w:val="fr-FR"/>
+        </w:rPr>
+        <w:t xml:space="preserve">Prérequis : la boîte </w:t>
+      </w:r>
+      <w:r>
+        <w:rPr>
+          <w:rStyle w:val="VerbatimChar"/>
+          <w:lang w:val="fr-FR"/>
+        </w:rPr>
+        <w:t xml:space="preserve">logintegrite@asce-lc.bf</w:t>
+      </w:r>
+      <w:r>
+        <w:rPr>
+          <w:lang w:val="fr-FR"/>
+        </w:rPr>
+        <w:t xml:space="preserve"> existe, quelqu’un la relève, et elle a son propre mot de passe d’envoi. Ne réutilisez pas le compte d’une autre application. Le serveur doit pouvoir joindre le serveur de messagerie ; sinon, demandez l’ouverture du port 587 à l’équipe réseau.</w:t>
       </w:r>
     </w:p>
     <w:p>
@@ -7708,32 +7716,270 @@
           <w:bCs/>
           <w:lang w:val="fr-FR"/>
         </w:rPr>
-        <w:t xml:space="preserve">Résultat attendu</w:t>
-      </w:r>
-      <w:r>
-        <w:rPr>
-          <w:lang w:val="fr-FR"/>
-        </w:rPr>
-        <w:t xml:space="preserve"> </w:t>
-      </w:r>
-      <w:r>
-        <w:rPr>
-          <w:lang w:val="fr-FR"/>
-        </w:rPr>
-        <w:t xml:space="preserve">:</w:t>
-      </w:r>
-      <w:r>
-        <w:rPr>
-          <w:lang w:val="fr-FR"/>
-        </w:rPr>
-        <w:t xml:space="preserve"> </w:t>
-      </w:r>
-      <w:r>
-        <w:rPr>
-          <w:rStyle w:val="VerbatimChar"/>
-          <w:lang w:val="fr-FR"/>
-        </w:rPr>
-        <w:t xml:space="preserve">OK</w:t>
+        <w:t xml:space="preserve">Étape 1 — Contrôler que le serveur de messagerie est joignable [Serveur]</w:t>
+      </w:r>
+    </w:p>
+    <w:p>
+      <w:pPr>
+        <w:pStyle w:val="SourceCode"/>
+      </w:pPr>
+      <w:r>
+        <w:rPr>
+          <w:rStyle w:val="VerbatimChar"/>
+          <w:lang w:val="fr-FR"/>
+        </w:rPr>
+        <w:t xml:space="preserve">timeout 5 bash -c '&lt;/dev/tcp/mailer.gov.bf/587' &amp;&amp; echo "port 587 joignable" || echo "injoignable"</w:t>
+      </w:r>
+    </w:p>
+    <w:p>
+      <w:pPr>
+        <w:pStyle w:val="SourceCode"/>
+      </w:pPr>
+      <w:r>
+        <w:rPr>
+          <w:rStyle w:val="VerbatimChar"/>
+          <w:lang w:val="fr-FR"/>
+        </w:rPr>
+        <w:t xml:space="preserve">getent hosts mailer.gov.bf</w:t>
+      </w:r>
+    </w:p>
+    <w:p>
+      <w:pPr>
+        <w:pStyle w:val="FirstParagraph"/>
+      </w:pPr>
+      <w:r>
+        <w:rPr>
+          <w:b/>
+          <w:bCs/>
+          <w:lang w:val="fr-FR"/>
+        </w:rPr>
+        <w:t xml:space="preserve">Étape 2 — Renseigner .env.prod [Serveur]</w:t>
+      </w:r>
+    </w:p>
+    <w:p>
+      <w:pPr>
+        <w:pStyle w:val="BodyText"/>
+      </w:pPr>
+      <w:r>
+        <w:rPr>
+          <w:lang w:val="fr-FR"/>
+        </w:rPr>
+        <w:t xml:space="preserve">Ajoutez ces lignes à </w:t>
+      </w:r>
+      <w:r>
+        <w:rPr>
+          <w:rStyle w:val="VerbatimChar"/>
+          <w:lang w:val="fr-FR"/>
+        </w:rPr>
+        <w:t xml:space="preserve">~/logintegrite_backend/.env.prod</w:t>
+      </w:r>
+      <w:r>
+        <w:rPr>
+          <w:lang w:val="fr-FR"/>
+        </w:rPr>
+        <w:t xml:space="preserve"> (modèle dans </w:t>
+      </w:r>
+      <w:r>
+        <w:rPr>
+          <w:rStyle w:val="VerbatimChar"/>
+          <w:lang w:val="fr-FR"/>
+        </w:rPr>
+        <w:t xml:space="preserve">.env.prod.example</w:t>
+      </w:r>
+      <w:r>
+        <w:rPr>
+          <w:lang w:val="fr-FR"/>
+        </w:rPr>
+        <w:t xml:space="preserve">). Saisissez le mot de passe directement dans le fichier : ne le collez jamais dans un courriel ou une messagerie.</w:t>
+      </w:r>
+    </w:p>
+    <w:p>
+      <w:pPr>
+        <w:pStyle w:val="SourceCode"/>
+      </w:pPr>
+      <w:r>
+        <w:rPr>
+          <w:rStyle w:val="VerbatimChar"/>
+          <w:lang w:val="fr-FR"/>
+        </w:rPr>
+        <w:t xml:space="preserve">SMTP_HOST=mailer.gov.bf</w:t>
+      </w:r>
+    </w:p>
+    <w:p>
+      <w:pPr>
+        <w:pStyle w:val="SourceCode"/>
+      </w:pPr>
+      <w:r>
+        <w:rPr>
+          <w:rStyle w:val="VerbatimChar"/>
+          <w:lang w:val="fr-FR"/>
+        </w:rPr>
+        <w:t xml:space="preserve">SMTP_PORT=587</w:t>
+      </w:r>
+    </w:p>
+    <w:p>
+      <w:pPr>
+        <w:pStyle w:val="SourceCode"/>
+      </w:pPr>
+      <w:r>
+        <w:rPr>
+          <w:rStyle w:val="VerbatimChar"/>
+          <w:lang w:val="fr-FR"/>
+        </w:rPr>
+        <w:t xml:space="preserve">SMTP_USER=logintegrite@asce-lc.bf</w:t>
+      </w:r>
+    </w:p>
+    <w:p>
+      <w:pPr>
+        <w:pStyle w:val="SourceCode"/>
+      </w:pPr>
+      <w:r>
+        <w:rPr>
+          <w:rStyle w:val="VerbatimChar"/>
+          <w:lang w:val="fr-FR"/>
+        </w:rPr>
+        <w:t xml:space="preserve">SMTP_FROM=logintegrite@asce-lc.bf</w:t>
+      </w:r>
+    </w:p>
+    <w:p>
+      <w:pPr>
+        <w:pStyle w:val="SourceCode"/>
+      </w:pPr>
+      <w:r>
+        <w:rPr>
+          <w:rStyle w:val="VerbatimChar"/>
+          <w:lang w:val="fr-FR"/>
+        </w:rPr>
+        <w:t xml:space="preserve">SMTP_PASSWORD=&lt;mot de passe de la boîte&gt;</w:t>
+      </w:r>
+    </w:p>
+    <w:p>
+      <w:pPr>
+        <w:pStyle w:val="FirstParagraph"/>
+      </w:pPr>
+      <w:r>
+        <w:rPr>
+          <w:b/>
+          <w:bCs/>
+          <w:lang w:val="fr-FR"/>
+        </w:rPr>
+        <w:t xml:space="preserve">Étape 3 — Recréer Keycloak pour qu’il lise ces variables [Serveur]</w:t>
+      </w:r>
+    </w:p>
+    <w:p>
+      <w:pPr>
+        <w:pStyle w:val="SourceCode"/>
+      </w:pPr>
+      <w:r>
+        <w:rPr>
+          <w:rStyle w:val="VerbatimChar"/>
+          <w:lang w:val="fr-FR"/>
+        </w:rPr>
+        <w:t xml:space="preserve">cd ~/logintegrite_backend</w:t>
+      </w:r>
+    </w:p>
+    <w:p>
+      <w:pPr>
+        <w:pStyle w:val="SourceCode"/>
+      </w:pPr>
+      <w:r>
+        <w:rPr>
+          <w:rStyle w:val="VerbatimChar"/>
+          <w:lang w:val="fr-FR"/>
+        </w:rPr>
+        <w:t xml:space="preserve">docker compose -f docker-compose.prod.yml --env-file .env.prod up -d keycloak</w:t>
+      </w:r>
+    </w:p>
+    <w:p>
+      <w:pPr>
+        <w:pStyle w:val="BodyText"/>
+      </w:pPr>
+      <w:r>
+        <w:rPr>
+          <w:lang w:val="fr-FR"/>
+        </w:rPr>
+        <w:t xml:space="preserve">La connexion à l’application est interrompue environ une minute pendant le redémarrage de Keycloak. Attendez que </w:t>
+      </w:r>
+      <w:r>
+        <w:rPr>
+          <w:rStyle w:val="VerbatimChar"/>
+          <w:lang w:val="fr-FR"/>
+        </w:rPr>
+        <w:t xml:space="preserve">lip-keycloak</w:t>
+      </w:r>
+      <w:r>
+        <w:rPr>
+          <w:lang w:val="fr-FR"/>
+        </w:rPr>
+        <w:t xml:space="preserve"> soit de nouveau actif (</w:t>
+      </w:r>
+      <w:r>
+        <w:rPr>
+          <w:rStyle w:val="VerbatimChar"/>
+          <w:lang w:val="fr-FR"/>
+        </w:rPr>
+        <w:t xml:space="preserve">ps</w:t>
+      </w:r>
+      <w:r>
+        <w:rPr>
+          <w:lang w:val="fr-FR"/>
+        </w:rPr>
+        <w:t xml:space="preserve">).</w:t>
+      </w:r>
+    </w:p>
+    <w:p>
+      <w:pPr>
+        <w:pStyle w:val="FirstParagraph"/>
+      </w:pPr>
+      <w:r>
+        <w:rPr>
+          <w:b/>
+          <w:bCs/>
+          <w:lang w:val="fr-FR"/>
+        </w:rPr>
+        <w:t xml:space="preserve">Étape 4 — Appliquer la configuration au realm [Serveur]</w:t>
+      </w:r>
+    </w:p>
+    <w:p>
+      <w:pPr>
+        <w:pStyle w:val="SourceCode"/>
+      </w:pPr>
+      <w:r>
+        <w:rPr>
+          <w:rStyle w:val="VerbatimChar"/>
+          <w:lang w:val="fr-FR"/>
+        </w:rPr>
+        <w:t xml:space="preserve">cd ~/logintegrite_backend</w:t>
+      </w:r>
+    </w:p>
+    <w:p>
+      <w:pPr>
+        <w:pStyle w:val="SourceCode"/>
+      </w:pPr>
+      <w:r>
+        <w:rPr>
+          <w:rStyle w:val="VerbatimChar"/>
+          <w:lang w:val="fr-FR"/>
+        </w:rPr>
+        <w:t xml:space="preserve">scripts/keycloak-smtp.sh appliquer</w:t>
+      </w:r>
+    </w:p>
+    <w:p>
+      <w:pPr>
+        <w:pStyle w:val="BodyText"/>
+      </w:pPr>
+      <w:r>
+        <w:rPr>
+          <w:lang w:val="fr-FR"/>
+        </w:rPr>
+        <w:t xml:space="preserve">Résultat attendu : le message « Messagerie appliquée ». Le mot de passe SMTP est lu dans le conteneur : il n’apparaît ni dans la ligne de commande ni dans l’historique du serveur. Pour contrôler la configuration (le mot de passe est masqué) : </w:t>
+      </w:r>
+      <w:r>
+        <w:rPr>
+          <w:rStyle w:val="VerbatimChar"/>
+          <w:lang w:val="fr-FR"/>
+        </w:rPr>
+        <w:t xml:space="preserve">scripts/keycloak-smtp.sh afficher</w:t>
       </w:r>
       <w:r>
         <w:rPr>
@@ -7742,8 +7988,119 @@
         <w:t xml:space="preserve">.</w:t>
       </w:r>
     </w:p>
-    <w:bookmarkEnd w:id="34"/>
-    <w:bookmarkStart w:id="35" w:name="Xf71e5a08436c20eea3b1080520731113d8fc391"/>
+    <w:p>
+      <w:pPr>
+        <w:pStyle w:val="FirstParagraph"/>
+      </w:pPr>
+      <w:r>
+        <w:rPr>
+          <w:b/>
+          <w:bCs/>
+          <w:lang w:val="fr-FR"/>
+        </w:rPr>
+        <w:t xml:space="preserve">Étape 5 — Tester avec un vrai compte</w:t>
+      </w:r>
+    </w:p>
+    <w:p>
+      <w:pPr>
+        <w:pStyle w:val="BodyText"/>
+      </w:pPr>
+      <w:r>
+        <w:rPr>
+          <w:lang w:val="fr-FR"/>
+        </w:rPr>
+        <w:t xml:space="preserve">Sur la page de connexion, cliquez sur « Mot de passe oublié ? », saisissez l’adresse d’un compte de test dont la boîte est accessible, puis ouvrez le courriel reçu. Le lien est valable 15 minutes ; le nouveau mot de passe doit respecter la politique (12 caractères, une majuscule, une minuscule, un chiffre). Contrôlez l’événement dans le journal des connexions.</w:t>
+      </w:r>
+    </w:p>
+    <w:p>
+      <w:pPr>
+        <w:pStyle w:val="BlockText"/>
+      </w:pPr>
+      <w:r>
+        <w:rPr>
+          <w:b/>
+          <w:bCs/>
+          <w:lang w:val="fr-FR"/>
+        </w:rPr>
+        <w:t xml:space="preserve">Si le courriel n’arrive pas.</w:t>
+      </w:r>
+      <w:r>
+        <w:rPr>
+          <w:lang w:val="fr-FR"/>
+        </w:rPr>
+        <w:t xml:space="preserve"> </w:t>
+      </w:r>
+      <w:r>
+        <w:rPr>
+          <w:lang w:val="fr-FR"/>
+        </w:rPr>
+        <w:t xml:space="preserve">Vérifier dans l’ordre : le dossier « indésirables » ; </w:t>
+      </w:r>
+      <w:r>
+        <w:rPr>
+          <w:rStyle w:val="VerbatimChar"/>
+          <w:lang w:val="fr-FR"/>
+        </w:rPr>
+        <w:t xml:space="preserve">docker compose … logs keycloak | grep -i -E "mail|smtp"</w:t>
+      </w:r>
+      <w:r>
+        <w:rPr>
+          <w:lang w:val="fr-FR"/>
+        </w:rPr>
+        <w:t xml:space="preserve"> ; le port 587 (étape 1) ; le mot de passe de la boîte ; l’autorisation, côté messagerie, d’envoyer avec l’adresse </w:t>
+      </w:r>
+      <w:r>
+        <w:rPr>
+          <w:rStyle w:val="VerbatimChar"/>
+          <w:lang w:val="fr-FR"/>
+        </w:rPr>
+        <w:t xml:space="preserve">logintegrite@asce-lc.bf</w:t>
+      </w:r>
+      <w:r>
+        <w:rPr>
+          <w:lang w:val="fr-FR"/>
+        </w:rPr>
+        <w:t xml:space="preserve">.</w:t>
+      </w:r>
+    </w:p>
+    <w:p>
+      <w:pPr>
+        <w:pStyle w:val="BlockText"/>
+      </w:pPr>
+      <w:r>
+        <w:rPr>
+          <w:b/>
+          <w:bCs/>
+          <w:lang w:val="fr-FR"/>
+        </w:rPr>
+        <w:t xml:space="preserve">Précaution.</w:t>
+      </w:r>
+      <w:r>
+        <w:rPr>
+          <w:lang w:val="fr-FR"/>
+        </w:rPr>
+        <w:t xml:space="preserve"> </w:t>
+      </w:r>
+      <w:r>
+        <w:rPr>
+          <w:lang w:val="fr-FR"/>
+        </w:rPr>
+        <w:t xml:space="preserve">Quiconque contrôle la boîte mail d’un utilisateur peut, avec ce lien, prendre son compte. Cette fonction est un compromis entre la commodité et la sécurité : elle ne dispense pas de bien protéger les boîtes mail, et un compte de consultation expiré reste bloqué même après une réinitialisation. Pour retirer le lien : </w:t>
+      </w:r>
+      <w:r>
+        <w:rPr>
+          <w:rStyle w:val="VerbatimChar"/>
+          <w:lang w:val="fr-FR"/>
+        </w:rPr>
+        <w:t xml:space="preserve">scripts/keycloak-smtp.sh desactiver</w:t>
+      </w:r>
+      <w:r>
+        <w:rPr>
+          <w:lang w:val="fr-FR"/>
+        </w:rPr>
+        <w:t xml:space="preserve">.</w:t>
+      </w:r>
+    </w:p>
     <w:p>
       <w:pPr>
         <w:pStyle w:val="Heading2"/>
